--- a/Coding 1 - year/Unit 5 - Functions and Modularity/Daily Lesson Plans/Word/Day 114.docx
+++ b/Coding 1 - year/Unit 5 - Functions and Modularity/Daily Lesson Plans/Word/Day 114.docx
@@ -50,12 +50,15 @@
               </w:rPr>
               <w:t xml:space="preserve">Coding I — Full Year</w:t>
             </w:r>
-          </w:p>
-          <w:p>
-            <w:pPr>
-              <w:spacing w:before="40"/>
-              <w:jc w:val="center"/>
-            </w:pPr>
+            <w:r>
+              <w:rPr>
+                <w:rFonts w:ascii="Arial" w:cs="Arial" w:eastAsia="Arial" w:hAnsi="Arial"/>
+                <w:sz w:val="16"/>
+                <w:szCs w:val="16"/>
+              </w:rPr>
+              <w:br/>
+              <w:t xml:space="preserve"/>
+            </w:r>
             <w:r>
               <w:rPr>
                 <w:rFonts w:ascii="Arial" w:cs="Arial" w:eastAsia="Arial" w:hAnsi="Arial"/>
@@ -83,7 +86,7 @@
           <w:rFonts w:ascii="Arial" w:cs="Arial" w:eastAsia="Arial" w:hAnsi="Arial"/>
           <w:b/>
           <w:bCs/>
-          <w:color w:val="1F3864"/>
+          <w:color w:val="2B5797"/>
           <w:sz w:val="32"/>
           <w:szCs w:val="32"/>
         </w:rPr>
@@ -261,9 +264,9 @@
               <w:right w:val="single" w:color="CCCCCC" w:sz="1"/>
             </w:tcBorders>
             <w:tcMar>
-              <w:top w:type="dxa" w:w="60"/>
+              <w:top w:type="dxa" w:w="80"/>
               <w:left w:type="dxa" w:w="120"/>
-              <w:bottom w:type="dxa" w:w="60"/>
+              <w:bottom w:type="dxa" w:w="80"/>
               <w:right w:type="dxa" w:w="120"/>
             </w:tcMar>
           </w:tcPr>
@@ -290,20 +293,147 @@
               <w:right w:val="single" w:color="CCCCCC" w:sz="1"/>
             </w:tcBorders>
             <w:tcMar>
-              <w:top w:type="dxa" w:w="60"/>
+              <w:top w:type="dxa" w:w="80"/>
               <w:left w:type="dxa" w:w="120"/>
-              <w:bottom w:type="dxa" w:w="60"/>
+              <w:bottom w:type="dxa" w:w="80"/>
               <w:right w:type="dxa" w:w="120"/>
             </w:tcMar>
           </w:tcPr>
           <w:p>
-            <w:r>
-              <w:rPr>
-                <w:rFonts w:ascii="Arial" w:cs="Arial" w:eastAsia="Arial" w:hAnsi="Arial"/>
-                <w:sz w:val="20"/>
-                <w:szCs w:val="20"/>
+            <w:pPr>
+              <w:spacing w:after="80" w:before="80"/>
+            </w:pPr>
+            <w:r>
+              <w:rPr>
+                <w:rFonts w:ascii="Arial" w:cs="Arial" w:eastAsia="Arial" w:hAnsi="Arial"/>
+                <w:b/>
+                <w:bCs/>
+                <w:i w:val="false"/>
+                <w:iCs w:val="false"/>
+                <w:color w:val="000000"/>
+                <w:sz w:val="22"/>
+                <w:szCs w:val="22"/>
               </w:rPr>
               <w:t xml:space="preserve">Bell Ringer / Review</w:t>
+            </w:r>
+            <w:r>
+              <w:rPr>
+                <w:rFonts w:ascii="Arial" w:cs="Arial" w:eastAsia="Arial" w:hAnsi="Arial"/>
+                <w:sz w:val="20"/>
+                <w:szCs w:val="20"/>
+              </w:rPr>
+              <w:br/>
+              <w:t xml:space="preserve"/>
+            </w:r>
+            <w:r>
+              <w:rPr>
+                <w:rFonts w:ascii="Arial" w:cs="Arial" w:eastAsia="Arial" w:hAnsi="Arial"/>
+                <w:sz w:val="20"/>
+                <w:szCs w:val="20"/>
+              </w:rPr>
+              <w:br/>
+              <w:t xml:space="preserve"/>
+            </w:r>
+            <w:r>
+              <w:rPr>
+                <w:rFonts w:ascii="Arial" w:cs="Arial" w:eastAsia="Arial" w:hAnsi="Arial"/>
+                <w:b/>
+                <w:bCs/>
+                <w:i w:val="false"/>
+                <w:iCs w:val="false"/>
+                <w:color w:val="000000"/>
+                <w:sz w:val="20"/>
+                <w:szCs w:val="20"/>
+              </w:rPr>
+              <w:t xml:space="preserve">Quick Write </w:t>
+            </w:r>
+            <w:r>
+              <w:rPr>
+                <w:rFonts w:ascii="Arial" w:cs="Arial" w:eastAsia="Arial" w:hAnsi="Arial"/>
+                <w:b w:val="false"/>
+                <w:bCs w:val="false"/>
+                <w:i w:val="false"/>
+                <w:iCs w:val="false"/>
+                <w:color w:val="000000"/>
+                <w:sz w:val="20"/>
+                <w:szCs w:val="20"/>
+              </w:rPr>
+              <w:t xml:space="preserve">(3 min — written or verbal):</w:t>
+            </w:r>
+            <w:r>
+              <w:rPr>
+                <w:rFonts w:ascii="Arial" w:cs="Arial" w:eastAsia="Arial" w:hAnsi="Arial"/>
+                <w:sz w:val="20"/>
+                <w:szCs w:val="20"/>
+              </w:rPr>
+              <w:br/>
+              <w:t xml:space="preserve"/>
+            </w:r>
+            <w:r>
+              <w:rPr>
+                <w:rFonts w:ascii="Arial" w:cs="Arial" w:eastAsia="Arial" w:hAnsi="Arial"/>
+                <w:b w:val="false"/>
+                <w:bCs w:val="false"/>
+                <w:i w:val="false"/>
+                <w:iCs w:val="false"/>
+                <w:color w:val="000000"/>
+                <w:sz w:val="20"/>
+                <w:szCs w:val="20"/>
+              </w:rPr>
+              <w:t xml:space="preserve">    In your own words: Complete, test, and refine a modular program to solve a complex problem?</w:t>
+            </w:r>
+            <w:r>
+              <w:rPr>
+                <w:rFonts w:ascii="Arial" w:cs="Arial" w:eastAsia="Arial" w:hAnsi="Arial"/>
+                <w:sz w:val="20"/>
+                <w:szCs w:val="20"/>
+              </w:rPr>
+              <w:br/>
+              <w:t xml:space="preserve"/>
+            </w:r>
+            <w:r>
+              <w:rPr>
+                <w:rFonts w:ascii="Arial" w:cs="Arial" w:eastAsia="Arial" w:hAnsi="Arial"/>
+                <w:sz w:val="20"/>
+                <w:szCs w:val="20"/>
+              </w:rPr>
+              <w:br/>
+              <w:t xml:space="preserve"/>
+            </w:r>
+            <w:r>
+              <w:rPr>
+                <w:rFonts w:ascii="Arial" w:cs="Arial" w:eastAsia="Arial" w:hAnsi="Arial"/>
+                <w:b w:val="false"/>
+                <w:bCs w:val="false"/>
+                <w:i/>
+                <w:iCs/>
+                <w:color w:val="444444"/>
+                <w:sz w:val="20"/>
+                <w:szCs w:val="20"/>
+              </w:rPr>
+              <w:t xml:space="preserve">Today's Goal: By the end of class you will be able to complete, test, and refine a modular program to solve a complex problem.</w:t>
+            </w:r>
+            <w:r>
+              <w:rPr>
+                <w:rFonts w:ascii="Arial" w:cs="Arial" w:eastAsia="Arial" w:hAnsi="Arial"/>
+                <w:sz w:val="20"/>
+                <w:szCs w:val="20"/>
+              </w:rPr>
+              <w:br/>
+              <w:t xml:space="preserve"/>
+            </w:r>
+            <w:r>
+              <w:rPr>
+                <w:rFonts w:ascii="Arial" w:cs="Arial" w:eastAsia="Arial" w:hAnsi="Arial"/>
+                <w:b w:val="false"/>
+                <w:bCs w:val="false"/>
+                <w:i/>
+                <w:iCs/>
+                <w:color w:val="555555"/>
+                <w:sz w:val="20"/>
+                <w:szCs w:val="20"/>
+              </w:rPr>
+              <w:t xml:space="preserve">→ Pair-share your response, then 2–3 students share with the class.</w:t>
             </w:r>
           </w:p>
         </w:tc>
@@ -319,9 +449,9 @@
               <w:right w:val="single" w:color="CCCCCC" w:sz="1"/>
             </w:tcBorders>
             <w:tcMar>
-              <w:top w:type="dxa" w:w="60"/>
+              <w:top w:type="dxa" w:w="80"/>
               <w:left w:type="dxa" w:w="120"/>
-              <w:bottom w:type="dxa" w:w="60"/>
+              <w:bottom w:type="dxa" w:w="80"/>
               <w:right w:type="dxa" w:w="120"/>
             </w:tcMar>
           </w:tcPr>
@@ -348,20 +478,164 @@
               <w:right w:val="single" w:color="CCCCCC" w:sz="1"/>
             </w:tcBorders>
             <w:tcMar>
-              <w:top w:type="dxa" w:w="60"/>
+              <w:top w:type="dxa" w:w="80"/>
               <w:left w:type="dxa" w:w="120"/>
-              <w:bottom w:type="dxa" w:w="60"/>
+              <w:bottom w:type="dxa" w:w="80"/>
               <w:right w:type="dxa" w:w="120"/>
             </w:tcMar>
           </w:tcPr>
           <w:p>
-            <w:r>
-              <w:rPr>
-                <w:rFonts w:ascii="Arial" w:cs="Arial" w:eastAsia="Arial" w:hAnsi="Arial"/>
-                <w:sz w:val="20"/>
-                <w:szCs w:val="20"/>
-              </w:rPr>
-              <w:t xml:space="preserve">Mini Lesson: Building a Complete Modular Program (Part 2)</w:t>
+            <w:pPr>
+              <w:spacing w:after="80" w:before="80"/>
+            </w:pPr>
+            <w:r>
+              <w:rPr>
+                <w:rFonts w:ascii="Arial" w:cs="Arial" w:eastAsia="Arial" w:hAnsi="Arial"/>
+                <w:b/>
+                <w:bCs/>
+                <w:i w:val="false"/>
+                <w:iCs w:val="false"/>
+                <w:color w:val="000000"/>
+                <w:sz w:val="22"/>
+                <w:szCs w:val="22"/>
+              </w:rPr>
+              <w:t xml:space="preserve">Mini Lesson: </w:t>
+            </w:r>
+            <w:r>
+              <w:rPr>
+                <w:rFonts w:ascii="Arial" w:cs="Arial" w:eastAsia="Arial" w:hAnsi="Arial"/>
+                <w:b w:val="false"/>
+                <w:bCs w:val="false"/>
+                <w:i w:val="false"/>
+                <w:iCs w:val="false"/>
+                <w:color w:val="000000"/>
+                <w:sz w:val="22"/>
+                <w:szCs w:val="22"/>
+              </w:rPr>
+              <w:t xml:space="preserve">Building a Complete Modular Program (Part 2)</w:t>
+            </w:r>
+            <w:r>
+              <w:rPr>
+                <w:rFonts w:ascii="Arial" w:cs="Arial" w:eastAsia="Arial" w:hAnsi="Arial"/>
+                <w:sz w:val="20"/>
+                <w:szCs w:val="20"/>
+              </w:rPr>
+              <w:br/>
+              <w:t xml:space="preserve"/>
+            </w:r>
+            <w:r>
+              <w:rPr>
+                <w:rFonts w:ascii="Arial" w:cs="Arial" w:eastAsia="Arial" w:hAnsi="Arial"/>
+                <w:sz w:val="20"/>
+                <w:szCs w:val="20"/>
+              </w:rPr>
+              <w:br/>
+              <w:t xml:space="preserve"/>
+            </w:r>
+            <w:r>
+              <w:rPr>
+                <w:rFonts w:ascii="Arial" w:cs="Arial" w:eastAsia="Arial" w:hAnsi="Arial"/>
+                <w:b/>
+                <w:bCs/>
+                <w:i/>
+                <w:iCs/>
+                <w:color w:val="000000"/>
+                <w:sz w:val="20"/>
+                <w:szCs w:val="20"/>
+              </w:rPr>
+              <w:t xml:space="preserve">Learning Target: </w:t>
+            </w:r>
+            <w:r>
+              <w:rPr>
+                <w:rFonts w:ascii="Arial" w:cs="Arial" w:eastAsia="Arial" w:hAnsi="Arial"/>
+                <w:b w:val="false"/>
+                <w:bCs w:val="false"/>
+                <w:i/>
+                <w:iCs/>
+                <w:color w:val="333333"/>
+                <w:sz w:val="20"/>
+                <w:szCs w:val="20"/>
+              </w:rPr>
+              <w:t xml:space="preserve">I can complete, test, and refine a modular program to solve a complex problem.</w:t>
+            </w:r>
+            <w:r>
+              <w:rPr>
+                <w:rFonts w:ascii="Arial" w:cs="Arial" w:eastAsia="Arial" w:hAnsi="Arial"/>
+                <w:sz w:val="20"/>
+                <w:szCs w:val="20"/>
+              </w:rPr>
+              <w:br/>
+              <w:t xml:space="preserve"/>
+            </w:r>
+            <w:r>
+              <w:rPr>
+                <w:rFonts w:ascii="Arial" w:cs="Arial" w:eastAsia="Arial" w:hAnsi="Arial"/>
+                <w:sz w:val="20"/>
+                <w:szCs w:val="20"/>
+              </w:rPr>
+              <w:br/>
+              <w:t xml:space="preserve"/>
+            </w:r>
+            <w:r>
+              <w:rPr>
+                <w:rFonts w:ascii="Arial" w:cs="Arial" w:eastAsia="Arial" w:hAnsi="Arial"/>
+                <w:b/>
+                <w:bCs/>
+                <w:i/>
+                <w:iCs/>
+                <w:color w:val="555555"/>
+                <w:sz w:val="20"/>
+                <w:szCs w:val="20"/>
+              </w:rPr>
+              <w:t xml:space="preserve">→ Live Demo — </w:t>
+            </w:r>
+            <w:r>
+              <w:rPr>
+                <w:rFonts w:ascii="Arial" w:cs="Arial" w:eastAsia="Arial" w:hAnsi="Arial"/>
+                <w:b w:val="false"/>
+                <w:bCs w:val="false"/>
+                <w:i/>
+                <w:iCs/>
+                <w:color w:val="555555"/>
+                <w:sz w:val="20"/>
+                <w:szCs w:val="20"/>
+              </w:rPr>
+              <w:t xml:space="preserve">type examples as students follow along in their own editor.</w:t>
+            </w:r>
+            <w:r>
+              <w:rPr>
+                <w:rFonts w:ascii="Arial" w:cs="Arial" w:eastAsia="Arial" w:hAnsi="Arial"/>
+                <w:sz w:val="20"/>
+                <w:szCs w:val="20"/>
+              </w:rPr>
+              <w:br/>
+              <w:t xml:space="preserve"/>
+            </w:r>
+            <w:r>
+              <w:rPr>
+                <w:rFonts w:ascii="Arial" w:cs="Arial" w:eastAsia="Arial" w:hAnsi="Arial"/>
+                <w:b/>
+                <w:bCs/>
+                <w:i/>
+                <w:iCs/>
+                <w:color w:val="555555"/>
+                <w:sz w:val="20"/>
+                <w:szCs w:val="20"/>
+              </w:rPr>
+              <w:t xml:space="preserve">→ Check for Understanding: </w:t>
+            </w:r>
+            <w:r>
+              <w:rPr>
+                <w:rFonts w:ascii="Arial" w:cs="Arial" w:eastAsia="Arial" w:hAnsi="Arial"/>
+                <w:b w:val="false"/>
+                <w:bCs w:val="false"/>
+                <w:i/>
+                <w:iCs/>
+                <w:color w:val="555555"/>
+                <w:sz w:val="20"/>
+                <w:szCs w:val="20"/>
+              </w:rPr>
+              <w:t xml:space="preserve">pause and cold-call: “Can someone explain what we just did in their own words?”</w:t>
             </w:r>
           </w:p>
         </w:tc>
@@ -377,9 +651,9 @@
               <w:right w:val="single" w:color="CCCCCC" w:sz="1"/>
             </w:tcBorders>
             <w:tcMar>
-              <w:top w:type="dxa" w:w="60"/>
+              <w:top w:type="dxa" w:w="80"/>
               <w:left w:type="dxa" w:w="120"/>
-              <w:bottom w:type="dxa" w:w="60"/>
+              <w:bottom w:type="dxa" w:w="80"/>
               <w:right w:type="dxa" w:w="120"/>
             </w:tcMar>
           </w:tcPr>
@@ -392,7 +666,7 @@
                 <w:sz w:val="20"/>
                 <w:szCs w:val="20"/>
               </w:rPr>
-              <w:t xml:space="preserve">15-20 min</w:t>
+              <w:t xml:space="preserve">15–20 min</w:t>
             </w:r>
           </w:p>
         </w:tc>
@@ -406,20 +680,81 @@
               <w:right w:val="single" w:color="CCCCCC" w:sz="1"/>
             </w:tcBorders>
             <w:tcMar>
-              <w:top w:type="dxa" w:w="60"/>
+              <w:top w:type="dxa" w:w="80"/>
               <w:left w:type="dxa" w:w="120"/>
-              <w:bottom w:type="dxa" w:w="60"/>
+              <w:bottom w:type="dxa" w:w="80"/>
               <w:right w:type="dxa" w:w="120"/>
             </w:tcMar>
           </w:tcPr>
           <w:p>
-            <w:r>
-              <w:rPr>
-                <w:rFonts w:ascii="Arial" w:cs="Arial" w:eastAsia="Arial" w:hAnsi="Arial"/>
-                <w:sz w:val="20"/>
-                <w:szCs w:val="20"/>
+            <w:pPr>
+              <w:spacing w:after="80" w:before="80"/>
+            </w:pPr>
+            <w:r>
+              <w:rPr>
+                <w:rFonts w:ascii="Arial" w:cs="Arial" w:eastAsia="Arial" w:hAnsi="Arial"/>
+                <w:b/>
+                <w:bCs/>
+                <w:i w:val="false"/>
+                <w:iCs w:val="false"/>
+                <w:color w:val="000000"/>
+                <w:sz w:val="22"/>
+                <w:szCs w:val="22"/>
               </w:rPr>
               <w:t xml:space="preserve">Independent Practice / Code Along</w:t>
+            </w:r>
+            <w:r>
+              <w:rPr>
+                <w:rFonts w:ascii="Arial" w:cs="Arial" w:eastAsia="Arial" w:hAnsi="Arial"/>
+                <w:sz w:val="20"/>
+                <w:szCs w:val="20"/>
+              </w:rPr>
+              <w:br/>
+              <w:t xml:space="preserve"/>
+            </w:r>
+            <w:r>
+              <w:rPr>
+                <w:rFonts w:ascii="Arial" w:cs="Arial" w:eastAsia="Arial" w:hAnsi="Arial"/>
+                <w:b w:val="false"/>
+                <w:bCs w:val="false"/>
+                <w:i w:val="false"/>
+                <w:iCs w:val="false"/>
+                <w:color w:val="000000"/>
+                <w:sz w:val="20"/>
+                <w:szCs w:val="20"/>
+              </w:rPr>
+              <w:t xml:space="preserve">    Work through problems from the day's exercise set.</w:t>
+            </w:r>
+            <w:r>
+              <w:rPr>
+                <w:rFonts w:ascii="Arial" w:cs="Arial" w:eastAsia="Arial" w:hAnsi="Arial"/>
+                <w:sz w:val="20"/>
+                <w:szCs w:val="20"/>
+              </w:rPr>
+              <w:br/>
+              <w:t xml:space="preserve"/>
+            </w:r>
+            <w:r>
+              <w:rPr>
+                <w:rFonts w:ascii="Arial" w:cs="Arial" w:eastAsia="Arial" w:hAnsi="Arial"/>
+                <w:sz w:val="20"/>
+                <w:szCs w:val="20"/>
+              </w:rPr>
+              <w:br/>
+              <w:t xml:space="preserve"/>
+            </w:r>
+            <w:r>
+              <w:rPr>
+                <w:rFonts w:ascii="Arial" w:cs="Arial" w:eastAsia="Arial" w:hAnsi="Arial"/>
+                <w:b w:val="false"/>
+                <w:bCs w:val="false"/>
+                <w:i/>
+                <w:iCs/>
+                <w:color w:val="555555"/>
+                <w:sz w:val="20"/>
+                <w:szCs w:val="20"/>
+              </w:rPr>
+              <w:t xml:space="preserve">→ Teacher circulates — offer hints, check for understanding.</w:t>
             </w:r>
           </w:p>
         </w:tc>
@@ -435,9 +770,9 @@
               <w:right w:val="single" w:color="CCCCCC" w:sz="1"/>
             </w:tcBorders>
             <w:tcMar>
-              <w:top w:type="dxa" w:w="60"/>
+              <w:top w:type="dxa" w:w="80"/>
               <w:left w:type="dxa" w:w="120"/>
-              <w:bottom w:type="dxa" w:w="60"/>
+              <w:bottom w:type="dxa" w:w="80"/>
               <w:right w:type="dxa" w:w="120"/>
             </w:tcMar>
           </w:tcPr>
@@ -464,20 +799,90 @@
               <w:right w:val="single" w:color="CCCCCC" w:sz="1"/>
             </w:tcBorders>
             <w:tcMar>
-              <w:top w:type="dxa" w:w="60"/>
+              <w:top w:type="dxa" w:w="80"/>
               <w:left w:type="dxa" w:w="120"/>
-              <w:bottom w:type="dxa" w:w="60"/>
+              <w:bottom w:type="dxa" w:w="80"/>
               <w:right w:type="dxa" w:w="120"/>
             </w:tcMar>
           </w:tcPr>
           <w:p>
-            <w:r>
-              <w:rPr>
-                <w:rFonts w:ascii="Arial" w:cs="Arial" w:eastAsia="Arial" w:hAnsi="Arial"/>
-                <w:sz w:val="20"/>
-                <w:szCs w:val="20"/>
+            <w:pPr>
+              <w:spacing w:after="80" w:before="80"/>
+            </w:pPr>
+            <w:r>
+              <w:rPr>
+                <w:rFonts w:ascii="Arial" w:cs="Arial" w:eastAsia="Arial" w:hAnsi="Arial"/>
+                <w:b/>
+                <w:bCs/>
+                <w:i w:val="false"/>
+                <w:iCs w:val="false"/>
+                <w:color w:val="000000"/>
+                <w:sz w:val="22"/>
+                <w:szCs w:val="22"/>
               </w:rPr>
               <w:t xml:space="preserve">Exit Ticket / Wrap-Up</w:t>
+            </w:r>
+            <w:r>
+              <w:rPr>
+                <w:rFonts w:ascii="Arial" w:cs="Arial" w:eastAsia="Arial" w:hAnsi="Arial"/>
+                <w:sz w:val="20"/>
+                <w:szCs w:val="20"/>
+              </w:rPr>
+              <w:br/>
+              <w:t xml:space="preserve"/>
+            </w:r>
+            <w:r>
+              <w:rPr>
+                <w:rFonts w:ascii="Arial" w:cs="Arial" w:eastAsia="Arial" w:hAnsi="Arial"/>
+                <w:sz w:val="20"/>
+                <w:szCs w:val="20"/>
+              </w:rPr>
+              <w:br/>
+              <w:t xml:space="preserve"/>
+            </w:r>
+            <w:r>
+              <w:rPr>
+                <w:rFonts w:ascii="Arial" w:cs="Arial" w:eastAsia="Arial" w:hAnsi="Arial"/>
+                <w:b w:val="false"/>
+                <w:bCs w:val="false"/>
+                <w:i w:val="false"/>
+                <w:iCs w:val="false"/>
+                <w:color w:val="000000"/>
+                <w:sz w:val="20"/>
+                <w:szCs w:val="20"/>
+              </w:rPr>
+              <w:t xml:space="preserve">Quick Check: Complete, test, and refine a modular program to solve a complex problem?</w:t>
+            </w:r>
+            <w:r>
+              <w:rPr>
+                <w:rFonts w:ascii="Arial" w:cs="Arial" w:eastAsia="Arial" w:hAnsi="Arial"/>
+                <w:sz w:val="20"/>
+                <w:szCs w:val="20"/>
+              </w:rPr>
+              <w:br/>
+              <w:t xml:space="preserve"/>
+            </w:r>
+            <w:r>
+              <w:rPr>
+                <w:rFonts w:ascii="Arial" w:cs="Arial" w:eastAsia="Arial" w:hAnsi="Arial"/>
+                <w:sz w:val="20"/>
+                <w:szCs w:val="20"/>
+              </w:rPr>
+              <w:br/>
+              <w:t xml:space="preserve"/>
+            </w:r>
+            <w:r>
+              <w:rPr>
+                <w:rFonts w:ascii="Arial" w:cs="Arial" w:eastAsia="Arial" w:hAnsi="Arial"/>
+                <w:b w:val="false"/>
+                <w:bCs w:val="false"/>
+                <w:i/>
+                <w:iCs/>
+                <w:color w:val="555555"/>
+                <w:sz w:val="20"/>
+                <w:szCs w:val="20"/>
+              </w:rPr>
+              <w:t xml:space="preserve">→ 3–2–1: Name 3 things learned, 2 new vocab words, 1 question you still have.</w:t>
             </w:r>
           </w:p>
         </w:tc>
@@ -550,19 +955,6 @@
                 <w:sz w:val="18"/>
                 <w:szCs w:val="18"/>
               </w:rPr>
-              <w:t xml:space="preserve"># Test data</w:t>
-            </w:r>
-          </w:p>
-          <w:p>
-            <w:pPr>
-              <w:spacing w:after="20"/>
-            </w:pPr>
-            <w:r>
-              <w:rPr>
-                <w:rFonts w:ascii="Courier New" w:cs="Courier New" w:eastAsia="Courier New" w:hAnsi="Courier New"/>
-                <w:sz w:val="18"/>
-                <w:szCs w:val="18"/>
-              </w:rPr>
               <w:t xml:space="preserve">grades_alice = [85, 90, 88, 92]</w:t>
             </w:r>
           </w:p>
@@ -615,7 +1007,7 @@
                 <w:sz w:val="18"/>
                 <w:szCs w:val="18"/>
               </w:rPr>
-              <w:t xml:space="preserve"># Test: calculate_average with normal data</w:t>
+              <w:t xml:space="preserve"> </w:t>
             </w:r>
           </w:p>
           <w:p>
@@ -680,7 +1072,7 @@
                 <w:sz w:val="18"/>
                 <w:szCs w:val="18"/>
               </w:rPr>
-              <w:t xml:space="preserve"># Test: calculate_average with empty list</w:t>
+              <w:t xml:space="preserve"> </w:t>
             </w:r>
           </w:p>
           <w:p>
@@ -745,7 +1137,7 @@
                 <w:sz w:val="18"/>
                 <w:szCs w:val="18"/>
               </w:rPr>
-              <w:t xml:space="preserve"># Test: calculate_average with single grade</w:t>
+              <w:t xml:space="preserve"> </w:t>
             </w:r>
           </w:p>
           <w:p>

--- a/Coding 1 - year/Unit 5 - Functions and Modularity/Daily Lesson Plans/Word/Day 114.docx
+++ b/Coding 1 - year/Unit 5 - Functions and Modularity/Daily Lesson Plans/Word/Day 114.docx
@@ -380,7 +380,7 @@
                 <w:sz w:val="20"/>
                 <w:szCs w:val="20"/>
               </w:rPr>
-              <w:t xml:space="preserve">    In your own words: Complete, test, and refine a modular program to solve a complex problem?</w:t>
+              <w:t xml:space="preserve">    Think about Building a Complete Modular Program (Part 2). Where might you use this in a real project, and why would it matter?</w:t>
             </w:r>
             <w:r>
               <w:rPr>
@@ -411,7 +411,7 @@
                 <w:sz w:val="20"/>
                 <w:szCs w:val="20"/>
               </w:rPr>
-              <w:t xml:space="preserve">Today's Goal: By the end of class you will be able to complete, test, and refine a modular program to solve a complex problem.</w:t>
+              <w:t xml:space="preserve">Today’s Goal: By the end of class you will be able to complete, test, and refine a modular program to solve a complex problem.</w:t>
             </w:r>
             <w:r>
               <w:rPr>
@@ -851,7 +851,7 @@
                 <w:sz w:val="20"/>
                 <w:szCs w:val="20"/>
               </w:rPr>
-              <w:t xml:space="preserve">Quick Check: Complete, test, and refine a modular program to solve a complex problem?</w:t>
+              <w:t xml:space="preserve">What is one important thing you learned about Building a Complete Modular Program (Part 2) today? How would you explain it to someone?</w:t>
             </w:r>
             <w:r>
               <w:rPr>

--- a/Coding 1 - year/Unit 5 - Functions and Modularity/Daily Lesson Plans/Word/Day 114.docx
+++ b/Coding 1 - year/Unit 5 - Functions and Modularity/Daily Lesson Plans/Word/Day 114.docx
@@ -403,6 +403,72 @@
             <w:r>
               <w:rPr>
                 <w:rFonts w:ascii="Arial" w:cs="Arial" w:eastAsia="Arial" w:hAnsi="Arial"/>
+                <w:b/>
+                <w:bCs/>
+                <w:i w:val="false"/>
+                <w:iCs w:val="false"/>
+                <w:color w:val="000000"/>
+                <w:sz w:val="20"/>
+                <w:szCs w:val="20"/>
+              </w:rPr>
+              <w:t xml:space="preserve">Vocabulary Preview — </w:t>
+            </w:r>
+            <w:r>
+              <w:rPr>
+                <w:rFonts w:ascii="Arial" w:cs="Arial" w:eastAsia="Arial" w:hAnsi="Arial"/>
+                <w:b w:val="false"/>
+                <w:bCs w:val="false"/>
+                <w:i w:val="false"/>
+                <w:iCs w:val="false"/>
+                <w:color w:val="000000"/>
+                <w:sz w:val="20"/>
+                <w:szCs w:val="20"/>
+              </w:rPr>
+              <w:t xml:space="preserve">terms we'll use today:</w:t>
+            </w:r>
+            <w:r>
+              <w:rPr>
+                <w:rFonts w:ascii="Arial" w:cs="Arial" w:eastAsia="Arial" w:hAnsi="Arial"/>
+                <w:sz w:val="20"/>
+                <w:szCs w:val="20"/>
+              </w:rPr>
+              <w:br/>
+              <w:t xml:space="preserve"/>
+            </w:r>
+            <w:r>
+              <w:rPr>
+                <w:rFonts w:ascii="Arial" w:cs="Arial" w:eastAsia="Arial" w:hAnsi="Arial"/>
+                <w:b w:val="false"/>
+                <w:bCs w:val="false"/>
+                <w:i w:val="false"/>
+                <w:iCs w:val="false"/>
+                <w:color w:val="000000"/>
+                <w:sz w:val="20"/>
+                <w:szCs w:val="20"/>
+              </w:rPr>
+              <w:t xml:space="preserve">    • complete, test, and refine   •   fully working program   •   Complete any remaining functions   •   Finish the main() function   •   Test thoroughly   •   Debug and refine</w:t>
+            </w:r>
+            <w:r>
+              <w:rPr>
+                <w:rFonts w:ascii="Arial" w:cs="Arial" w:eastAsia="Arial" w:hAnsi="Arial"/>
+                <w:sz w:val="20"/>
+                <w:szCs w:val="20"/>
+              </w:rPr>
+              <w:br/>
+              <w:t xml:space="preserve"/>
+            </w:r>
+            <w:r>
+              <w:rPr>
+                <w:rFonts w:ascii="Arial" w:cs="Arial" w:eastAsia="Arial" w:hAnsi="Arial"/>
+                <w:sz w:val="20"/>
+                <w:szCs w:val="20"/>
+              </w:rPr>
+              <w:br/>
+              <w:t xml:space="preserve"/>
+            </w:r>
+            <w:r>
+              <w:rPr>
+                <w:rFonts w:ascii="Arial" w:cs="Arial" w:eastAsia="Arial" w:hAnsi="Arial"/>
                 <w:b w:val="false"/>
                 <w:bCs w:val="false"/>
                 <w:i/>
@@ -579,6 +645,310 @@
             <w:r>
               <w:rPr>
                 <w:rFonts w:ascii="Arial" w:cs="Arial" w:eastAsia="Arial" w:hAnsi="Arial"/>
+                <w:b w:val="false"/>
+                <w:bCs w:val="false"/>
+                <w:i w:val="false"/>
+                <w:iCs w:val="false"/>
+                <w:color w:val="000000"/>
+                <w:sz w:val="20"/>
+                <w:szCs w:val="20"/>
+              </w:rPr>
+              <w:t xml:space="preserve">Today is continuation day. You'll complete, test, and refine the program you started on Day 113. The goal is to have a fully working program that handles the main use cases and is ready to demo.</w:t>
+            </w:r>
+            <w:r>
+              <w:rPr>
+                <w:rFonts w:ascii="Arial" w:cs="Arial" w:eastAsia="Arial" w:hAnsi="Arial"/>
+                <w:sz w:val="20"/>
+                <w:szCs w:val="20"/>
+              </w:rPr>
+              <w:br/>
+              <w:t xml:space="preserve"/>
+            </w:r>
+            <w:r>
+              <w:rPr>
+                <w:rFonts w:ascii="Arial" w:cs="Arial" w:eastAsia="Arial" w:hAnsi="Arial"/>
+                <w:b w:val="false"/>
+                <w:bCs w:val="false"/>
+                <w:i w:val="false"/>
+                <w:iCs w:val="false"/>
+                <w:color w:val="000000"/>
+                <w:sz w:val="20"/>
+                <w:szCs w:val="20"/>
+              </w:rPr>
+              <w:t xml:space="preserve">1. Complete any remaining functions from your Day 113 work</w:t>
+            </w:r>
+            <w:r>
+              <w:rPr>
+                <w:rFonts w:ascii="Arial" w:cs="Arial" w:eastAsia="Arial" w:hAnsi="Arial"/>
+                <w:sz w:val="20"/>
+                <w:szCs w:val="20"/>
+              </w:rPr>
+              <w:br/>
+              <w:t xml:space="preserve"/>
+            </w:r>
+            <w:r>
+              <w:rPr>
+                <w:rFonts w:ascii="Arial" w:cs="Arial" w:eastAsia="Arial" w:hAnsi="Arial"/>
+                <w:sz w:val="20"/>
+                <w:szCs w:val="20"/>
+              </w:rPr>
+              <w:br/>
+              <w:t xml:space="preserve"/>
+            </w:r>
+            <w:r>
+              <w:rPr>
+                <w:rFonts w:ascii="Arial" w:cs="Arial" w:eastAsia="Arial" w:hAnsi="Arial"/>
+                <w:b/>
+                <w:bCs/>
+                <w:i w:val="false"/>
+                <w:iCs w:val="false"/>
+                <w:color w:val="000000"/>
+                <w:sz w:val="20"/>
+                <w:szCs w:val="20"/>
+              </w:rPr>
+              <w:t xml:space="preserve">Key Concepts:</w:t>
+            </w:r>
+            <w:r>
+              <w:rPr>
+                <w:rFonts w:ascii="Arial" w:cs="Arial" w:eastAsia="Arial" w:hAnsi="Arial"/>
+                <w:sz w:val="20"/>
+                <w:szCs w:val="20"/>
+              </w:rPr>
+              <w:br/>
+              <w:t xml:space="preserve"/>
+            </w:r>
+            <w:r>
+              <w:rPr>
+                <w:rFonts w:ascii="Arial" w:cs="Arial" w:eastAsia="Arial" w:hAnsi="Arial"/>
+                <w:b w:val="false"/>
+                <w:bCs w:val="false"/>
+                <w:i w:val="false"/>
+                <w:iCs w:val="false"/>
+                <w:color w:val="000000"/>
+                <w:sz w:val="20"/>
+                <w:szCs w:val="20"/>
+              </w:rPr>
+              <w:t xml:space="preserve">    • Complete any remaining functions from your Day 113 work</w:t>
+            </w:r>
+            <w:r>
+              <w:rPr>
+                <w:rFonts w:ascii="Arial" w:cs="Arial" w:eastAsia="Arial" w:hAnsi="Arial"/>
+                <w:sz w:val="20"/>
+                <w:szCs w:val="20"/>
+              </w:rPr>
+              <w:br/>
+              <w:t xml:space="preserve"/>
+            </w:r>
+            <w:r>
+              <w:rPr>
+                <w:rFonts w:ascii="Arial" w:cs="Arial" w:eastAsia="Arial" w:hAnsi="Arial"/>
+                <w:b w:val="false"/>
+                <w:bCs w:val="false"/>
+                <w:i w:val="false"/>
+                <w:iCs w:val="false"/>
+                <w:color w:val="000000"/>
+                <w:sz w:val="20"/>
+                <w:szCs w:val="20"/>
+              </w:rPr>
+              <w:t xml:space="preserve">    • Finish the main() function so the program runs end-to-end</w:t>
+            </w:r>
+            <w:r>
+              <w:rPr>
+                <w:rFonts w:ascii="Arial" w:cs="Arial" w:eastAsia="Arial" w:hAnsi="Arial"/>
+                <w:sz w:val="20"/>
+                <w:szCs w:val="20"/>
+              </w:rPr>
+              <w:br/>
+              <w:t xml:space="preserve"/>
+            </w:r>
+            <w:r>
+              <w:rPr>
+                <w:rFonts w:ascii="Arial" w:cs="Arial" w:eastAsia="Arial" w:hAnsi="Arial"/>
+                <w:b w:val="false"/>
+                <w:bCs w:val="false"/>
+                <w:i w:val="false"/>
+                <w:iCs w:val="false"/>
+                <w:color w:val="000000"/>
+                <w:sz w:val="20"/>
+                <w:szCs w:val="20"/>
+              </w:rPr>
+              <w:t xml:space="preserve">    • Test thoroughly with multiple input cases</w:t>
+            </w:r>
+            <w:r>
+              <w:rPr>
+                <w:rFonts w:ascii="Arial" w:cs="Arial" w:eastAsia="Arial" w:hAnsi="Arial"/>
+                <w:sz w:val="20"/>
+                <w:szCs w:val="20"/>
+              </w:rPr>
+              <w:br/>
+              <w:t xml:space="preserve"/>
+            </w:r>
+            <w:r>
+              <w:rPr>
+                <w:rFonts w:ascii="Arial" w:cs="Arial" w:eastAsia="Arial" w:hAnsi="Arial"/>
+                <w:b w:val="false"/>
+                <w:bCs w:val="false"/>
+                <w:i w:val="false"/>
+                <w:iCs w:val="false"/>
+                <w:color w:val="000000"/>
+                <w:sz w:val="20"/>
+                <w:szCs w:val="20"/>
+              </w:rPr>
+              <w:t xml:space="preserve">    • Debug and refine as needed</w:t>
+            </w:r>
+            <w:r>
+              <w:rPr>
+                <w:rFonts w:ascii="Arial" w:cs="Arial" w:eastAsia="Arial" w:hAnsi="Arial"/>
+                <w:sz w:val="20"/>
+                <w:szCs w:val="20"/>
+              </w:rPr>
+              <w:br/>
+              <w:t xml:space="preserve"/>
+            </w:r>
+            <w:r>
+              <w:rPr>
+                <w:rFonts w:ascii="Arial" w:cs="Arial" w:eastAsia="Arial" w:hAnsi="Arial"/>
+                <w:b w:val="false"/>
+                <w:bCs w:val="false"/>
+                <w:i w:val="false"/>
+                <w:iCs w:val="false"/>
+                <w:color w:val="000000"/>
+                <w:sz w:val="20"/>
+                <w:szCs w:val="20"/>
+              </w:rPr>
+              <w:t xml:space="preserve">    • Document your code with comments and docstrings</w:t>
+            </w:r>
+            <w:r>
+              <w:rPr>
+                <w:rFonts w:ascii="Arial" w:cs="Arial" w:eastAsia="Arial" w:hAnsi="Arial"/>
+                <w:sz w:val="20"/>
+                <w:szCs w:val="20"/>
+              </w:rPr>
+              <w:br/>
+              <w:t xml:space="preserve"/>
+            </w:r>
+            <w:r>
+              <w:rPr>
+                <w:rFonts w:ascii="Arial" w:cs="Arial" w:eastAsia="Arial" w:hAnsi="Arial"/>
+                <w:b w:val="false"/>
+                <w:bCs w:val="false"/>
+                <w:i w:val="false"/>
+                <w:iCs w:val="false"/>
+                <w:color w:val="000000"/>
+                <w:sz w:val="20"/>
+                <w:szCs w:val="20"/>
+              </w:rPr>
+              <w:t xml:space="preserve">    • Normal case — Input that should work normally</w:t>
+            </w:r>
+            <w:r>
+              <w:rPr>
+                <w:rFonts w:ascii="Arial" w:cs="Arial" w:eastAsia="Arial" w:hAnsi="Arial"/>
+                <w:sz w:val="20"/>
+                <w:szCs w:val="20"/>
+              </w:rPr>
+              <w:br/>
+              <w:t xml:space="preserve"/>
+            </w:r>
+            <w:r>
+              <w:rPr>
+                <w:rFonts w:ascii="Arial" w:cs="Arial" w:eastAsia="Arial" w:hAnsi="Arial"/>
+                <w:b w:val="false"/>
+                <w:bCs w:val="false"/>
+                <w:i w:val="false"/>
+                <w:iCs w:val="false"/>
+                <w:color w:val="000000"/>
+                <w:sz w:val="20"/>
+                <w:szCs w:val="20"/>
+              </w:rPr>
+              <w:t xml:space="preserve">    • Edge cases — Empty inputs, extreme values, minimum/maximum</w:t>
+            </w:r>
+            <w:r>
+              <w:rPr>
+                <w:rFonts w:ascii="Arial" w:cs="Arial" w:eastAsia="Arial" w:hAnsi="Arial"/>
+                <w:sz w:val="20"/>
+                <w:szCs w:val="20"/>
+              </w:rPr>
+              <w:br/>
+              <w:t xml:space="preserve"/>
+            </w:r>
+            <w:r>
+              <w:rPr>
+                <w:rFonts w:ascii="Arial" w:cs="Arial" w:eastAsia="Arial" w:hAnsi="Arial"/>
+                <w:b w:val="false"/>
+                <w:bCs w:val="false"/>
+                <w:i w:val="false"/>
+                <w:iCs w:val="false"/>
+                <w:color w:val="000000"/>
+                <w:sz w:val="20"/>
+                <w:szCs w:val="20"/>
+              </w:rPr>
+              <w:t xml:space="preserve">    • Error cases — Invalid inputs (if your program should handle them)</w:t>
+            </w:r>
+            <w:r>
+              <w:rPr>
+                <w:rFonts w:ascii="Arial" w:cs="Arial" w:eastAsia="Arial" w:hAnsi="Arial"/>
+                <w:sz w:val="20"/>
+                <w:szCs w:val="20"/>
+              </w:rPr>
+              <w:br/>
+              <w:t xml:space="preserve"/>
+            </w:r>
+            <w:r>
+              <w:rPr>
+                <w:rFonts w:ascii="Arial" w:cs="Arial" w:eastAsia="Arial" w:hAnsi="Arial"/>
+                <w:sz w:val="20"/>
+                <w:szCs w:val="20"/>
+              </w:rPr>
+              <w:br/>
+              <w:t xml:space="preserve"/>
+            </w:r>
+            <w:r>
+              <w:rPr>
+                <w:rFonts w:ascii="Arial" w:cs="Arial" w:eastAsia="Arial" w:hAnsi="Arial"/>
+                <w:b/>
+                <w:bCs/>
+                <w:i w:val="false"/>
+                <w:iCs w:val="false"/>
+                <w:color w:val="000000"/>
+                <w:sz w:val="20"/>
+                <w:szCs w:val="20"/>
+              </w:rPr>
+              <w:t xml:space="preserve">Vocabulary: </w:t>
+            </w:r>
+            <w:r>
+              <w:rPr>
+                <w:rFonts w:ascii="Arial" w:cs="Arial" w:eastAsia="Arial" w:hAnsi="Arial"/>
+                <w:b w:val="false"/>
+                <w:bCs w:val="false"/>
+                <w:i w:val="false"/>
+                <w:iCs w:val="false"/>
+                <w:color w:val="000000"/>
+                <w:sz w:val="20"/>
+                <w:szCs w:val="20"/>
+              </w:rPr>
+              <w:t xml:space="preserve">complete, test, and refine, fully working program, Complete any remaining functions, Finish the main() function, Test thoroughly, Debug and refine</w:t>
+            </w:r>
+            <w:r>
+              <w:rPr>
+                <w:rFonts w:ascii="Arial" w:cs="Arial" w:eastAsia="Arial" w:hAnsi="Arial"/>
+                <w:sz w:val="20"/>
+                <w:szCs w:val="20"/>
+              </w:rPr>
+              <w:br/>
+              <w:t xml:space="preserve"/>
+            </w:r>
+            <w:r>
+              <w:rPr>
+                <w:rFonts w:ascii="Arial" w:cs="Arial" w:eastAsia="Arial" w:hAnsi="Arial"/>
+                <w:sz w:val="20"/>
+                <w:szCs w:val="20"/>
+              </w:rPr>
+              <w:br/>
+              <w:t xml:space="preserve"/>
+            </w:r>
+            <w:r>
+              <w:rPr>
+                <w:rFonts w:ascii="Arial" w:cs="Arial" w:eastAsia="Arial" w:hAnsi="Arial"/>
                 <w:b/>
                 <w:bCs/>
                 <w:i/>
@@ -723,7 +1093,29 @@
                 <w:sz w:val="20"/>
                 <w:szCs w:val="20"/>
               </w:rPr>
-              <w:t xml:space="preserve">    Work through problems from the day's exercise set.</w:t>
+              <w:t xml:space="preserve">    Students work independently on their projects, following the checklist.</w:t>
+            </w:r>
+            <w:r>
+              <w:rPr>
+                <w:rFonts w:ascii="Arial" w:cs="Arial" w:eastAsia="Arial" w:hAnsi="Arial"/>
+                <w:sz w:val="20"/>
+                <w:szCs w:val="20"/>
+              </w:rPr>
+              <w:br/>
+              <w:t xml:space="preserve"/>
+            </w:r>
+            <w:r>
+              <w:rPr>
+                <w:rFonts w:ascii="Arial" w:cs="Arial" w:eastAsia="Arial" w:hAnsi="Arial"/>
+                <w:b w:val="false"/>
+                <w:bCs w:val="false"/>
+                <w:i w:val="false"/>
+                <w:iCs w:val="false"/>
+                <w:color w:val="000000"/>
+                <w:sz w:val="20"/>
+                <w:szCs w:val="20"/>
+              </w:rPr>
+              <w:t xml:space="preserve">    Check in with each student to review progress and unblock issues.</w:t>
             </w:r>
             <w:r>
               <w:rPr>
@@ -891,6 +1283,804 @@
     <w:p>
       <w:pPr>
         <w:spacing w:after="200"/>
+      </w:pPr>
+    </w:p>
+    <w:p>
+      <w:pPr>
+        <w:pBdr>
+          <w:bottom w:val="single" w:color="2B5797" w:sz="4" w:space="4"/>
+        </w:pBdr>
+        <w:spacing w:after="100" w:before="120"/>
+      </w:pPr>
+      <w:r>
+        <w:rPr>
+          <w:rFonts w:ascii="Arial" w:cs="Arial" w:eastAsia="Arial" w:hAnsi="Arial"/>
+          <w:b/>
+          <w:bCs/>
+          <w:color w:val="2B5797"/>
+          <w:sz w:val="24"/>
+          <w:szCs w:val="24"/>
+        </w:rPr>
+        <w:t xml:space="preserve">Key Concepts</w:t>
+      </w:r>
+    </w:p>
+    <w:p>
+      <w:pPr>
+        <w:spacing w:after="60"/>
+      </w:pPr>
+      <w:r>
+        <w:rPr>
+          <w:rFonts w:ascii="Arial" w:cs="Arial" w:eastAsia="Arial" w:hAnsi="Arial"/>
+          <w:sz w:val="20"/>
+          <w:szCs w:val="20"/>
+        </w:rPr>
+        <w:t xml:space="preserve">Today is continuation day. You'll complete, test, and refine the program you started on Day 113. The goal is to have a fully working program that handles the main use cases and is ready to demo.</w:t>
+      </w:r>
+    </w:p>
+    <w:p>
+      <w:pPr>
+        <w:spacing w:after="60"/>
+      </w:pPr>
+      <w:r>
+        <w:rPr>
+          <w:rFonts w:ascii="Arial" w:cs="Arial" w:eastAsia="Arial" w:hAnsi="Arial"/>
+          <w:sz w:val="20"/>
+          <w:szCs w:val="20"/>
+        </w:rPr>
+        <w:t xml:space="preserve">1. Complete any remaining functions from your Day 113 work</w:t>
+      </w:r>
+    </w:p>
+    <w:p>
+      <w:pPr>
+        <w:spacing w:after="60"/>
+      </w:pPr>
+      <w:r>
+        <w:rPr>
+          <w:rFonts w:ascii="Arial" w:cs="Arial" w:eastAsia="Arial" w:hAnsi="Arial"/>
+          <w:sz w:val="20"/>
+          <w:szCs w:val="20"/>
+        </w:rPr>
+        <w:t xml:space="preserve">2. Finish the main() function so the program runs end-to-end</w:t>
+      </w:r>
+    </w:p>
+    <w:p>
+      <w:pPr>
+        <w:spacing w:after="60"/>
+      </w:pPr>
+      <w:r>
+        <w:rPr>
+          <w:rFonts w:ascii="Arial" w:cs="Arial" w:eastAsia="Arial" w:hAnsi="Arial"/>
+          <w:sz w:val="20"/>
+          <w:szCs w:val="20"/>
+        </w:rPr>
+        <w:t xml:space="preserve">3. Test thoroughly with multiple input cases</w:t>
+      </w:r>
+    </w:p>
+    <w:p>
+      <w:pPr>
+        <w:spacing w:after="60"/>
+      </w:pPr>
+      <w:r>
+        <w:rPr>
+          <w:rFonts w:ascii="Arial" w:cs="Arial" w:eastAsia="Arial" w:hAnsi="Arial"/>
+          <w:sz w:val="20"/>
+          <w:szCs w:val="20"/>
+        </w:rPr>
+        <w:t xml:space="preserve">4. Debug and refine as needed</w:t>
+      </w:r>
+    </w:p>
+    <w:p>
+      <w:pPr>
+        <w:spacing w:after="60"/>
+      </w:pPr>
+      <w:r>
+        <w:rPr>
+          <w:rFonts w:ascii="Arial" w:cs="Arial" w:eastAsia="Arial" w:hAnsi="Arial"/>
+          <w:sz w:val="20"/>
+          <w:szCs w:val="20"/>
+        </w:rPr>
+        <w:t xml:space="preserve">5. Document your code with comments and docstrings</w:t>
+      </w:r>
+    </w:p>
+    <w:p>
+      <w:pPr>
+        <w:spacing w:after="60"/>
+      </w:pPr>
+      <w:r>
+        <w:rPr>
+          <w:rFonts w:ascii="Arial" w:cs="Arial" w:eastAsia="Arial" w:hAnsi="Arial"/>
+          <w:sz w:val="20"/>
+          <w:szCs w:val="20"/>
+        </w:rPr>
+        <w:t xml:space="preserve">For each major feature of your program, test:</w:t>
+      </w:r>
+    </w:p>
+    <w:p>
+      <w:pPr>
+        <w:spacing w:after="60"/>
+        <w:ind w:left="360"/>
+      </w:pPr>
+      <w:r>
+        <w:rPr>
+          <w:rFonts w:ascii="Arial" w:cs="Arial" w:eastAsia="Arial" w:hAnsi="Arial"/>
+          <w:sz w:val="20"/>
+          <w:szCs w:val="20"/>
+        </w:rPr>
+        <w:t xml:space="preserve">• </w:t>
+      </w:r>
+      <w:r>
+        <w:rPr>
+          <w:rFonts w:ascii="Arial" w:cs="Arial" w:eastAsia="Arial" w:hAnsi="Arial"/>
+          <w:sz w:val="20"/>
+          <w:szCs w:val="20"/>
+        </w:rPr>
+        <w:t xml:space="preserve">Normal case — Input that should work normally</w:t>
+      </w:r>
+    </w:p>
+    <w:p>
+      <w:pPr>
+        <w:spacing w:after="60"/>
+        <w:ind w:left="360"/>
+      </w:pPr>
+      <w:r>
+        <w:rPr>
+          <w:rFonts w:ascii="Arial" w:cs="Arial" w:eastAsia="Arial" w:hAnsi="Arial"/>
+          <w:sz w:val="20"/>
+          <w:szCs w:val="20"/>
+        </w:rPr>
+        <w:t xml:space="preserve">• </w:t>
+      </w:r>
+      <w:r>
+        <w:rPr>
+          <w:rFonts w:ascii="Arial" w:cs="Arial" w:eastAsia="Arial" w:hAnsi="Arial"/>
+          <w:sz w:val="20"/>
+          <w:szCs w:val="20"/>
+        </w:rPr>
+        <w:t xml:space="preserve">Edge cases — Empty inputs, extreme values, minimum/maximum</w:t>
+      </w:r>
+    </w:p>
+    <w:p>
+      <w:pPr>
+        <w:spacing w:after="60"/>
+        <w:ind w:left="360"/>
+      </w:pPr>
+      <w:r>
+        <w:rPr>
+          <w:rFonts w:ascii="Arial" w:cs="Arial" w:eastAsia="Arial" w:hAnsi="Arial"/>
+          <w:sz w:val="20"/>
+          <w:szCs w:val="20"/>
+        </w:rPr>
+        <w:t xml:space="preserve">• </w:t>
+      </w:r>
+      <w:r>
+        <w:rPr>
+          <w:rFonts w:ascii="Arial" w:cs="Arial" w:eastAsia="Arial" w:hAnsi="Arial"/>
+          <w:sz w:val="20"/>
+          <w:szCs w:val="20"/>
+        </w:rPr>
+        <w:t xml:space="preserve">Error cases — Invalid inputs (if your program should handle them)</w:t>
+      </w:r>
+    </w:p>
+    <w:p>
+      <w:pPr>
+        <w:spacing w:after="60"/>
+      </w:pPr>
+      <w:r>
+        <w:rPr>
+          <w:rFonts w:ascii="Arial" w:cs="Arial" w:eastAsia="Arial" w:hAnsi="Arial"/>
+          <w:sz w:val="20"/>
+          <w:szCs w:val="20"/>
+        </w:rPr>
+        <w:t xml:space="preserve">Example for Quiz Game:</w:t>
+      </w:r>
+    </w:p>
+    <w:p>
+      <w:pPr>
+        <w:spacing w:after="60"/>
+        <w:ind w:left="360"/>
+      </w:pPr>
+      <w:r>
+        <w:rPr>
+          <w:rFonts w:ascii="Arial" w:cs="Arial" w:eastAsia="Arial" w:hAnsi="Arial"/>
+          <w:sz w:val="20"/>
+          <w:szCs w:val="20"/>
+        </w:rPr>
+        <w:t xml:space="preserve">• </w:t>
+      </w:r>
+      <w:r>
+        <w:rPr>
+          <w:rFonts w:ascii="Arial" w:cs="Arial" w:eastAsia="Arial" w:hAnsi="Arial"/>
+          <w:sz w:val="20"/>
+          <w:szCs w:val="20"/>
+        </w:rPr>
+        <w:t xml:space="preserve">Normal: Answer a question correctly</w:t>
+      </w:r>
+    </w:p>
+    <w:p>
+      <w:pPr>
+        <w:spacing w:after="60"/>
+        <w:ind w:left="360"/>
+      </w:pPr>
+      <w:r>
+        <w:rPr>
+          <w:rFonts w:ascii="Arial" w:cs="Arial" w:eastAsia="Arial" w:hAnsi="Arial"/>
+          <w:sz w:val="20"/>
+          <w:szCs w:val="20"/>
+        </w:rPr>
+        <w:t xml:space="preserve">• </w:t>
+      </w:r>
+      <w:r>
+        <w:rPr>
+          <w:rFonts w:ascii="Arial" w:cs="Arial" w:eastAsia="Arial" w:hAnsi="Arial"/>
+          <w:sz w:val="20"/>
+          <w:szCs w:val="20"/>
+        </w:rPr>
+        <w:t xml:space="preserve">Normal: Answer a question incorrectly</w:t>
+      </w:r>
+    </w:p>
+    <w:p>
+      <w:pPr>
+        <w:spacing w:after="60"/>
+        <w:ind w:left="360"/>
+      </w:pPr>
+      <w:r>
+        <w:rPr>
+          <w:rFonts w:ascii="Arial" w:cs="Arial" w:eastAsia="Arial" w:hAnsi="Arial"/>
+          <w:sz w:val="20"/>
+          <w:szCs w:val="20"/>
+        </w:rPr>
+        <w:t xml:space="preserve">• </w:t>
+      </w:r>
+      <w:r>
+        <w:rPr>
+          <w:rFonts w:ascii="Arial" w:cs="Arial" w:eastAsia="Arial" w:hAnsi="Arial"/>
+          <w:sz w:val="20"/>
+          <w:szCs w:val="20"/>
+        </w:rPr>
+        <w:t xml:space="preserve">Edge: Quiz with only 1 question</w:t>
+      </w:r>
+    </w:p>
+    <w:p>
+      <w:pPr>
+        <w:spacing w:after="60"/>
+        <w:ind w:left="360"/>
+      </w:pPr>
+      <w:r>
+        <w:rPr>
+          <w:rFonts w:ascii="Arial" w:cs="Arial" w:eastAsia="Arial" w:hAnsi="Arial"/>
+          <w:sz w:val="20"/>
+          <w:szCs w:val="20"/>
+        </w:rPr>
+        <w:t xml:space="preserve">• </w:t>
+      </w:r>
+      <w:r>
+        <w:rPr>
+          <w:rFonts w:ascii="Arial" w:cs="Arial" w:eastAsia="Arial" w:hAnsi="Arial"/>
+          <w:sz w:val="20"/>
+          <w:szCs w:val="20"/>
+        </w:rPr>
+        <w:t xml:space="preserve">Edge: Quiz with 10 questions</w:t>
+      </w:r>
+    </w:p>
+    <w:p>
+      <w:pPr>
+        <w:spacing w:after="60"/>
+        <w:ind w:left="360"/>
+      </w:pPr>
+      <w:r>
+        <w:rPr>
+          <w:rFonts w:ascii="Arial" w:cs="Arial" w:eastAsia="Arial" w:hAnsi="Arial"/>
+          <w:sz w:val="20"/>
+          <w:szCs w:val="20"/>
+        </w:rPr>
+        <w:t xml:space="preserve">• </w:t>
+      </w:r>
+      <w:r>
+        <w:rPr>
+          <w:rFonts w:ascii="Arial" w:cs="Arial" w:eastAsia="Arial" w:hAnsi="Arial"/>
+          <w:sz w:val="20"/>
+          <w:szCs w:val="20"/>
+        </w:rPr>
+        <w:t xml:space="preserve">Error: User enters blank answer</w:t>
+      </w:r>
+    </w:p>
+    <w:p>
+      <w:pPr>
+        <w:spacing w:after="60"/>
+        <w:ind w:left="360"/>
+      </w:pPr>
+      <w:r>
+        <w:rPr>
+          <w:rFonts w:ascii="Arial" w:cs="Arial" w:eastAsia="Arial" w:hAnsi="Arial"/>
+          <w:sz w:val="20"/>
+          <w:szCs w:val="20"/>
+        </w:rPr>
+        <w:t xml:space="preserve">• </w:t>
+      </w:r>
+      <w:r>
+        <w:rPr>
+          <w:rFonts w:ascii="Arial" w:cs="Arial" w:eastAsia="Arial" w:hAnsi="Arial"/>
+          <w:sz w:val="20"/>
+          <w:szCs w:val="20"/>
+        </w:rPr>
+        <w:t xml:space="preserve">Error: User enters answer in different case (should still work)</w:t>
+      </w:r>
+    </w:p>
+    <w:p>
+      <w:pPr>
+        <w:spacing w:after="60"/>
+      </w:pPr>
+      <w:r>
+        <w:rPr>
+          <w:rFonts w:ascii="Arial" w:cs="Arial" w:eastAsia="Arial" w:hAnsi="Arial"/>
+          <w:sz w:val="20"/>
+          <w:szCs w:val="20"/>
+        </w:rPr>
+        <w:t xml:space="preserve">1. Off-by-one errors — Loops processing one too many or one too few items</w:t>
+      </w:r>
+    </w:p>
+    <w:p>
+      <w:pPr>
+        <w:spacing w:after="60"/>
+      </w:pPr>
+      <w:r>
+        <w:rPr>
+          <w:rFonts w:ascii="Arial" w:cs="Arial" w:eastAsia="Arial" w:hAnsi="Arial"/>
+          <w:sz w:val="20"/>
+          <w:szCs w:val="20"/>
+        </w:rPr>
+        <w:t xml:space="preserve">2. Type mismatches — Comparing strings to ints, or forgetting to convert input</w:t>
+      </w:r>
+    </w:p>
+    <w:p>
+      <w:pPr>
+        <w:spacing w:after="60"/>
+      </w:pPr>
+      <w:r>
+        <w:rPr>
+          <w:rFonts w:ascii="Arial" w:cs="Arial" w:eastAsia="Arial" w:hAnsi="Arial"/>
+          <w:sz w:val="20"/>
+          <w:szCs w:val="20"/>
+        </w:rPr>
+        <w:t xml:space="preserve">3. Empty list handling — Division by zero when calculating average of empty list</w:t>
+      </w:r>
+    </w:p>
+    <w:p>
+      <w:pPr>
+        <w:spacing w:after="60"/>
+      </w:pPr>
+      <w:r>
+        <w:rPr>
+          <w:rFonts w:ascii="Arial" w:cs="Arial" w:eastAsia="Arial" w:hAnsi="Arial"/>
+          <w:sz w:val="20"/>
+          <w:szCs w:val="20"/>
+        </w:rPr>
+        <w:t xml:space="preserve">4. Index out of range — Accessing list[5] when list only has 3 items</w:t>
+      </w:r>
+    </w:p>
+    <w:p>
+      <w:pPr>
+        <w:spacing w:after="60"/>
+      </w:pPr>
+      <w:r>
+        <w:rPr>
+          <w:rFonts w:ascii="Arial" w:cs="Arial" w:eastAsia="Arial" w:hAnsi="Arial"/>
+          <w:sz w:val="20"/>
+          <w:szCs w:val="20"/>
+        </w:rPr>
+        <w:t xml:space="preserve">5. Variable scope — Using a variable that hasn't been defined</w:t>
+      </w:r>
+    </w:p>
+    <w:p>
+      <w:pPr>
+        <w:spacing w:after="60"/>
+      </w:pPr>
+      <w:r>
+        <w:rPr>
+          <w:rFonts w:ascii="Arial" w:cs="Arial" w:eastAsia="Arial" w:hAnsi="Arial"/>
+          <w:sz w:val="20"/>
+          <w:szCs w:val="20"/>
+        </w:rPr>
+        <w:t xml:space="preserve">When something doesn't work:</w:t>
+      </w:r>
+    </w:p>
+    <w:p>
+      <w:pPr>
+        <w:spacing w:after="60"/>
+      </w:pPr>
+      <w:r>
+        <w:rPr>
+          <w:rFonts w:ascii="Arial" w:cs="Arial" w:eastAsia="Arial" w:hAnsi="Arial"/>
+          <w:sz w:val="20"/>
+          <w:szCs w:val="20"/>
+        </w:rPr>
+        <w:t xml:space="preserve">1. Read the error message — Python tells you what's wrong and where</w:t>
+      </w:r>
+    </w:p>
+    <w:p>
+      <w:pPr>
+        <w:spacing w:after="60"/>
+      </w:pPr>
+      <w:r>
+        <w:rPr>
+          <w:rFonts w:ascii="Arial" w:cs="Arial" w:eastAsia="Arial" w:hAnsi="Arial"/>
+          <w:sz w:val="20"/>
+          <w:szCs w:val="20"/>
+        </w:rPr>
+        <w:t xml:space="preserve">2. Isolate the problem — Run just the broken function, not the whole program</w:t>
+      </w:r>
+    </w:p>
+    <w:p>
+      <w:pPr>
+        <w:spacing w:after="60"/>
+      </w:pPr>
+      <w:r>
+        <w:rPr>
+          <w:rFonts w:ascii="Arial" w:cs="Arial" w:eastAsia="Arial" w:hAnsi="Arial"/>
+          <w:sz w:val="20"/>
+          <w:szCs w:val="20"/>
+        </w:rPr>
+        <w:t xml:space="preserve">3. Use print statements — Print variables to see their values</w:t>
+      </w:r>
+    </w:p>
+    <w:p>
+      <w:pPr>
+        <w:spacing w:after="60"/>
+      </w:pPr>
+      <w:r>
+        <w:rPr>
+          <w:rFonts w:ascii="Arial" w:cs="Arial" w:eastAsia="Arial" w:hAnsi="Arial"/>
+          <w:sz w:val="20"/>
+          <w:szCs w:val="20"/>
+        </w:rPr>
+        <w:t xml:space="preserve">4. Check assumptions — Make sure inputs are what you think they are</w:t>
+      </w:r>
+    </w:p>
+    <w:p>
+      <w:pPr>
+        <w:spacing w:after="60"/>
+      </w:pPr>
+      <w:r>
+        <w:rPr>
+          <w:rFonts w:ascii="Arial" w:cs="Arial" w:eastAsia="Arial" w:hAnsi="Arial"/>
+          <w:sz w:val="20"/>
+          <w:szCs w:val="20"/>
+        </w:rPr>
+        <w:t xml:space="preserve">5. Test smaller pieces — Test helper functions before the whole program</w:t>
+      </w:r>
+    </w:p>
+    <w:p>
+      <w:pPr>
+        <w:spacing w:after="60"/>
+        <w:ind w:left="360"/>
+      </w:pPr>
+      <w:r>
+        <w:rPr>
+          <w:rFonts w:ascii="Arial" w:cs="Arial" w:eastAsia="Arial" w:hAnsi="Arial"/>
+          <w:sz w:val="20"/>
+          <w:szCs w:val="20"/>
+        </w:rPr>
+        <w:t xml:space="preserve">• </w:t>
+      </w:r>
+      <w:r>
+        <w:rPr>
+          <w:rFonts w:ascii="Arial" w:cs="Arial" w:eastAsia="Arial" w:hAnsi="Arial"/>
+          <w:sz w:val="20"/>
+          <w:szCs w:val="20"/>
+        </w:rPr>
+        <w:t xml:space="preserve">Code clarity — Make sure variable names are clear, functions are documented</w:t>
+      </w:r>
+    </w:p>
+    <w:p>
+      <w:pPr>
+        <w:spacing w:after="60"/>
+        <w:ind w:left="360"/>
+      </w:pPr>
+      <w:r>
+        <w:rPr>
+          <w:rFonts w:ascii="Arial" w:cs="Arial" w:eastAsia="Arial" w:hAnsi="Arial"/>
+          <w:sz w:val="20"/>
+          <w:szCs w:val="20"/>
+        </w:rPr>
+        <w:t xml:space="preserve">• </w:t>
+      </w:r>
+      <w:r>
+        <w:rPr>
+          <w:rFonts w:ascii="Arial" w:cs="Arial" w:eastAsia="Arial" w:hAnsi="Arial"/>
+          <w:sz w:val="20"/>
+          <w:szCs w:val="20"/>
+        </w:rPr>
+        <w:t xml:space="preserve">Efficiency — Avoid repeating code; use functions</w:t>
+      </w:r>
+    </w:p>
+    <w:p>
+      <w:pPr>
+        <w:spacing w:after="60"/>
+        <w:ind w:left="360"/>
+      </w:pPr>
+      <w:r>
+        <w:rPr>
+          <w:rFonts w:ascii="Arial" w:cs="Arial" w:eastAsia="Arial" w:hAnsi="Arial"/>
+          <w:sz w:val="20"/>
+          <w:szCs w:val="20"/>
+        </w:rPr>
+        <w:t xml:space="preserve">• </w:t>
+      </w:r>
+      <w:r>
+        <w:rPr>
+          <w:rFonts w:ascii="Arial" w:cs="Arial" w:eastAsia="Arial" w:hAnsi="Arial"/>
+          <w:sz w:val="20"/>
+          <w:szCs w:val="20"/>
+        </w:rPr>
+        <w:t xml:space="preserve">User experience — Is output clear? Are prompts helpful?</w:t>
+      </w:r>
+    </w:p>
+    <w:p>
+      <w:pPr>
+        <w:spacing w:after="60"/>
+        <w:ind w:left="360"/>
+      </w:pPr>
+      <w:r>
+        <w:rPr>
+          <w:rFonts w:ascii="Arial" w:cs="Arial" w:eastAsia="Arial" w:hAnsi="Arial"/>
+          <w:sz w:val="20"/>
+          <w:szCs w:val="20"/>
+        </w:rPr>
+        <w:t xml:space="preserve">• </w:t>
+      </w:r>
+      <w:r>
+        <w:rPr>
+          <w:rFonts w:ascii="Arial" w:cs="Arial" w:eastAsia="Arial" w:hAnsi="Arial"/>
+          <w:sz w:val="20"/>
+          <w:szCs w:val="20"/>
+        </w:rPr>
+        <w:t xml:space="preserve">Robustness — Does it handle weird input gracefully?</w:t>
+      </w:r>
+    </w:p>
+    <w:p>
+      <w:pPr>
+        <w:spacing w:after="60"/>
+        <w:ind w:left="360"/>
+      </w:pPr>
+      <w:r>
+        <w:rPr>
+          <w:rFonts w:ascii="Arial" w:cs="Arial" w:eastAsia="Arial" w:hAnsi="Arial"/>
+          <w:sz w:val="20"/>
+          <w:szCs w:val="20"/>
+        </w:rPr>
+        <w:t xml:space="preserve">• </w:t>
+      </w:r>
+      <w:r>
+        <w:rPr>
+          <w:rFonts w:ascii="Arial" w:cs="Arial" w:eastAsia="Arial" w:hAnsi="Arial"/>
+          <w:sz w:val="20"/>
+          <w:szCs w:val="20"/>
+        </w:rPr>
+        <w:t xml:space="preserve">[ ] All functions are implemented</w:t>
+      </w:r>
+    </w:p>
+    <w:p>
+      <w:pPr>
+        <w:spacing w:after="60"/>
+        <w:ind w:left="360"/>
+      </w:pPr>
+      <w:r>
+        <w:rPr>
+          <w:rFonts w:ascii="Arial" w:cs="Arial" w:eastAsia="Arial" w:hAnsi="Arial"/>
+          <w:sz w:val="20"/>
+          <w:szCs w:val="20"/>
+        </w:rPr>
+        <w:t xml:space="preserve">• </w:t>
+      </w:r>
+      <w:r>
+        <w:rPr>
+          <w:rFonts w:ascii="Arial" w:cs="Arial" w:eastAsia="Arial" w:hAnsi="Arial"/>
+          <w:sz w:val="20"/>
+          <w:szCs w:val="20"/>
+        </w:rPr>
+        <w:t xml:space="preserve">[ ] main() fully orchestrates the program</w:t>
+      </w:r>
+    </w:p>
+    <w:p>
+      <w:pPr>
+        <w:spacing w:after="60"/>
+        <w:ind w:left="360"/>
+      </w:pPr>
+      <w:r>
+        <w:rPr>
+          <w:rFonts w:ascii="Arial" w:cs="Arial" w:eastAsia="Arial" w:hAnsi="Arial"/>
+          <w:sz w:val="20"/>
+          <w:szCs w:val="20"/>
+        </w:rPr>
+        <w:t xml:space="preserve">• </w:t>
+      </w:r>
+      <w:r>
+        <w:rPr>
+          <w:rFonts w:ascii="Arial" w:cs="Arial" w:eastAsia="Arial" w:hAnsi="Arial"/>
+          <w:sz w:val="20"/>
+          <w:szCs w:val="20"/>
+        </w:rPr>
+        <w:t xml:space="preserve">[ ] Program runs without errors</w:t>
+      </w:r>
+    </w:p>
+    <w:p>
+      <w:pPr>
+        <w:spacing w:after="60"/>
+        <w:ind w:left="360"/>
+      </w:pPr>
+      <w:r>
+        <w:rPr>
+          <w:rFonts w:ascii="Arial" w:cs="Arial" w:eastAsia="Arial" w:hAnsi="Arial"/>
+          <w:sz w:val="20"/>
+          <w:szCs w:val="20"/>
+        </w:rPr>
+        <w:t xml:space="preserve">• </w:t>
+      </w:r>
+      <w:r>
+        <w:rPr>
+          <w:rFonts w:ascii="Arial" w:cs="Arial" w:eastAsia="Arial" w:hAnsi="Arial"/>
+          <w:sz w:val="20"/>
+          <w:szCs w:val="20"/>
+        </w:rPr>
+        <w:t xml:space="preserve">[ ] I've tested at least 3 scenarios</w:t>
+      </w:r>
+    </w:p>
+    <w:p>
+      <w:pPr>
+        <w:spacing w:after="60"/>
+        <w:ind w:left="360"/>
+      </w:pPr>
+      <w:r>
+        <w:rPr>
+          <w:rFonts w:ascii="Arial" w:cs="Arial" w:eastAsia="Arial" w:hAnsi="Arial"/>
+          <w:sz w:val="20"/>
+          <w:szCs w:val="20"/>
+        </w:rPr>
+        <w:t xml:space="preserve">• </w:t>
+      </w:r>
+      <w:r>
+        <w:rPr>
+          <w:rFonts w:ascii="Arial" w:cs="Arial" w:eastAsia="Arial" w:hAnsi="Arial"/>
+          <w:sz w:val="20"/>
+          <w:szCs w:val="20"/>
+        </w:rPr>
+        <w:t xml:space="preserve">[ ] Edge cases are handled</w:t>
+      </w:r>
+    </w:p>
+    <w:p>
+      <w:pPr>
+        <w:spacing w:after="60"/>
+        <w:ind w:left="360"/>
+      </w:pPr>
+      <w:r>
+        <w:rPr>
+          <w:rFonts w:ascii="Arial" w:cs="Arial" w:eastAsia="Arial" w:hAnsi="Arial"/>
+          <w:sz w:val="20"/>
+          <w:szCs w:val="20"/>
+        </w:rPr>
+        <w:t xml:space="preserve">• </w:t>
+      </w:r>
+      <w:r>
+        <w:rPr>
+          <w:rFonts w:ascii="Arial" w:cs="Arial" w:eastAsia="Arial" w:hAnsi="Arial"/>
+          <w:sz w:val="20"/>
+          <w:szCs w:val="20"/>
+        </w:rPr>
+        <w:t xml:space="preserve">[ ] Code is documented with comments</w:t>
+      </w:r>
+    </w:p>
+    <w:p>
+      <w:pPr>
+        <w:spacing w:after="60"/>
+        <w:ind w:left="360"/>
+      </w:pPr>
+      <w:r>
+        <w:rPr>
+          <w:rFonts w:ascii="Arial" w:cs="Arial" w:eastAsia="Arial" w:hAnsi="Arial"/>
+          <w:sz w:val="20"/>
+          <w:szCs w:val="20"/>
+        </w:rPr>
+        <w:t xml:space="preserve">• </w:t>
+      </w:r>
+      <w:r>
+        <w:rPr>
+          <w:rFonts w:ascii="Arial" w:cs="Arial" w:eastAsia="Arial" w:hAnsi="Arial"/>
+          <w:sz w:val="20"/>
+          <w:szCs w:val="20"/>
+        </w:rPr>
+        <w:t xml:space="preserve">[ ] Functions have docstrings</w:t>
+      </w:r>
+    </w:p>
+    <w:p>
+      <w:pPr>
+        <w:spacing w:after="60"/>
+        <w:ind w:left="360"/>
+      </w:pPr>
+      <w:r>
+        <w:rPr>
+          <w:rFonts w:ascii="Arial" w:cs="Arial" w:eastAsia="Arial" w:hAnsi="Arial"/>
+          <w:sz w:val="20"/>
+          <w:szCs w:val="20"/>
+        </w:rPr>
+        <w:t xml:space="preserve">• </w:t>
+      </w:r>
+      <w:r>
+        <w:rPr>
+          <w:rFonts w:ascii="Arial" w:cs="Arial" w:eastAsia="Arial" w:hAnsi="Arial"/>
+          <w:sz w:val="20"/>
+          <w:szCs w:val="20"/>
+        </w:rPr>
+        <w:t xml:space="preserve">[ ] Program is ready to demo</w:t>
+      </w:r>
+    </w:p>
+    <w:p>
+      <w:pPr>
+        <w:spacing w:after="60"/>
+      </w:pPr>
+      <w:r>
+        <w:rPr>
+          <w:rFonts w:ascii="Arial" w:cs="Arial" w:eastAsia="Arial" w:hAnsi="Arial"/>
+          <w:sz w:val="20"/>
+          <w:szCs w:val="20"/>
+        </w:rPr>
+        <w:t xml:space="preserve">Submit:</w:t>
+      </w:r>
+    </w:p>
+    <w:p>
+      <w:pPr>
+        <w:spacing w:after="60"/>
+      </w:pPr>
+      <w:r>
+        <w:rPr>
+          <w:rFonts w:ascii="Arial" w:cs="Arial" w:eastAsia="Arial" w:hAnsi="Arial"/>
+          <w:sz w:val="20"/>
+          <w:szCs w:val="20"/>
+        </w:rPr>
+        <w:t xml:space="preserve">1. Complete program code (all functions working)</w:t>
+      </w:r>
+    </w:p>
+    <w:p>
+      <w:pPr>
+        <w:spacing w:after="60"/>
+      </w:pPr>
+      <w:r>
+        <w:rPr>
+          <w:rFonts w:ascii="Arial" w:cs="Arial" w:eastAsia="Arial" w:hAnsi="Arial"/>
+          <w:sz w:val="20"/>
+          <w:szCs w:val="20"/>
+        </w:rPr>
+        <w:t xml:space="preserve">2. Test output showing your program works (run it several times with different inputs)</w:t>
+      </w:r>
+    </w:p>
+    <w:p>
+      <w:pPr>
+        <w:spacing w:after="60"/>
+      </w:pPr>
+      <w:r>
+        <w:rPr>
+          <w:rFonts w:ascii="Arial" w:cs="Arial" w:eastAsia="Arial" w:hAnsi="Arial"/>
+          <w:sz w:val="20"/>
+          <w:szCs w:val="20"/>
+        </w:rPr>
+        <w:t xml:space="preserve">3. Comments and docstrings explaining the code</w:t>
+      </w:r>
+    </w:p>
+    <w:p>
+      <w:pPr>
+        <w:spacing w:after="60"/>
+      </w:pPr>
+      <w:r>
+        <w:rPr>
+          <w:rFonts w:ascii="Arial" w:cs="Arial" w:eastAsia="Arial" w:hAnsi="Arial"/>
+          <w:sz w:val="20"/>
+          <w:szCs w:val="20"/>
+        </w:rPr>
+        <w:t xml:space="preserve">4. Brief reflection on what worked well and what was challenging</w:t>
+      </w:r>
+    </w:p>
+    <w:p>
+      <w:pPr>
+        <w:spacing w:after="160"/>
       </w:pPr>
     </w:p>
     <w:p>
